--- a/testakten/unfallversicherung-arbeitsunfall-lagerleiter-sturz-trier/20_zeugenprotokolle_mit_anschriften.docx
+++ b/testakten/unfallversicherung-arbeitsunfall-lagerleiter-sturz-trier/20_zeugenprotokolle_mit_anschriften.docx
@@ -40,7 +40,7 @@
           <w:i w:val="0"/>
           <w:sz w:val="22"/>
         </w:rPr>
-        <w:t>Loebstrasse 22, 54292 Trier</w:t>
+        <w:t>Löbstraße 22, 54292 Trier</w:t>
       </w:r>
     </w:p>
     <w:p>
@@ -51,7 +51,7 @@
           <w:i w:val="0"/>
           <w:sz w:val="22"/>
         </w:rPr>
-        <w:t>Aktenzeichen: BGHW-2026-350118-MOELLER</w:t>
+        <w:t>Aktenzeichen: BGHW-2026-350118-MÖLLER</w:t>
       </w:r>
     </w:p>
     <w:p/>
@@ -71,7 +71,7 @@
           <w:i w:val="0"/>
           <w:sz w:val="22"/>
         </w:rPr>
-        <w:t>Bastian Kopp, geboren 04.02.1988, wohnhaft Zurmaiener Strasse 88, 54292 Trier, Staplerfahrer bei MoselLogistik GmbH seit 2019. Vernehmung am 20.04.2026 durch die BG-Aussendienstmitarbeiterin Frau Corinna Radtke.</w:t>
+        <w:t>Bastian Kopp, geboren 04.02.1988, wohnhaft Zurmaiener Straße 88, 54292 Trier, Staplerfahrer bei MoselLogistik GmbH seit 2019. Vernehmung am 20.04.2026 durch die BG-Außendienstmitarbeiterin Frau Corinna Radtke.</w:t>
       </w:r>
     </w:p>
     <w:p>
@@ -82,7 +82,7 @@
           <w:i w:val="0"/>
           <w:sz w:val="22"/>
         </w:rPr>
-        <w:t>Aussage: 'Ich habe Herrn Moeller gegen 6:38 Uhr auf dem Weg zu Rampe 4 gesehen, mit einem Brecheisen in der Hand. Ich bin dann mit Palette 112 in Halle C weitergefahren. Um etwa 6:42 Uhr habe ich einen lauten Schlag gehoert, der von Rampe 4 kam. Als ich hingefahren bin, sass Herr Moeller auf dem Boden und hielt sich die Schulter. Er hat gesagt, die Bruecke haette nachgegeben.'</w:t>
+        <w:t>Aussage: 'Ich habe Herrn Möller gegen 6:38 Uhr auf dem Weg zu Rampe 4 gesehen, mit einem Brecheisen in der Hand. Ich bin dann mit Palette 112 in Halle C weitergefahren. Um etwa 6:42 Uhr habe ich einen lauten Schlag gehört, der von Rampe 4 kam. Als ich hingefahren bin, sass Herr Möller auf dem Boden und hielt sich die Schulter. Er hat gesagt, die Brücke hätte nachgegeben.'</w:t>
       </w:r>
     </w:p>
     <w:p>
@@ -101,7 +101,7 @@
           <w:i w:val="0"/>
           <w:sz w:val="22"/>
         </w:rPr>
-        <w:t>Sandra Lehnert, geboren 17.11.1979, wohnhaft Kaiserstrasse 41, 54290 Trier, Disponentin bei MoselLogistik GmbH seit 2013. Vernehmung am 20.04.2026, ebenfalls durch Frau Radtke.</w:t>
+        <w:t>Sandra Lehnert, geboren 17.11.1979, wohnhaft Kaiserstraße 41, 54290 Trier, Disponentin bei MoselLogistik GmbH seit 2013. Vernehmung am 20.04.2026, ebenfalls durch Frau Radtke.</w:t>
       </w:r>
     </w:p>
     <w:p>
@@ -112,7 +112,7 @@
           <w:i w:val="0"/>
           <w:sz w:val="22"/>
         </w:rPr>
-        <w:t>Aussage: 'Um kurz vor 6:40 Uhr kam ueber Funk die Meldung: Rampe 4 klemmt wieder. Ich kann nicht mehr sagen, wer das gefunkt hat, ich glaube aber, es war entweder Herr Moeller selbst oder der Staplerfahrer Kopp. Im Wartungsbuch fuer Maerz stehen mindestens drei Eintraege zur schwergaengigen Bruecke an Rampe 4. Ein Techniker war fuer den 8. April angekuendigt.'</w:t>
+        <w:t>Aussage: 'Um kurz vor 6:40 Uhr kam über Funk die Meldung: Rampe 4 klemmt wieder. Ich kann nicht mehr sagen, wer das gefunkt hat, ich glaube aber, es war entweder Herr Möller selbst oder der Staplerfahrer Kopp. Im Wartungsbuch für März stehen mindestens drei Einträge zur schwergängigen Brücke an Rampe 4. Ein Techniker war für den 8. April angekündigt.'</w:t>
       </w:r>
     </w:p>
     <w:p>
@@ -120,7 +120,7 @@
         <w:pStyle w:val="Heading2"/>
       </w:pPr>
       <w:r>
-        <w:t>3. Ergaenzende dritte Auskunftsperson</w:t>
+        <w:t>3. Ergänzende dritte Auskunftsperson</w:t>
       </w:r>
     </w:p>
     <w:p>
@@ -131,7 +131,7 @@
           <w:i w:val="0"/>
           <w:sz w:val="22"/>
         </w:rPr>
-        <w:t>Rampenwart Herbert Nauheim, geboren 22.06.1965, wohnhaft Weberbach 3, 54290 Trier, gibt schriftlich an, dass er die Ueberladebruecke an Rampe 4 zuletzt am 30.03.2026 provisorisch nachgefettet habe, weil das Ersatzteil fuer den Hydraulikzylinder noch nicht eingetroffen sei. Er habe die Betriebsleitung mehrfach muendlich auf den Zustand hingewiesen.</w:t>
+        <w:t>Rampenwart Herbert Nauheim, geboren 22.06.1965, wohnhaft Weberbach 3, 54290 Trier, gibt schriftlich an, dass er die Überladebrücke an Rampe 4 zuletzt am 30.03.2026 provisorisch nachgefettet habe, weil das Ersatzteil für den Hydraulikzylinder noch nicht eingetroffen sei. Er habe die Betriebsleitung mehrfach mündlich auf den Zustand hingewiesen.</w:t>
       </w:r>
     </w:p>
     <w:p>
@@ -139,7 +139,7 @@
         <w:pStyle w:val="Heading2"/>
       </w:pPr>
       <w:r>
-        <w:t>4. Wuerdigung durch die Kanzlei</w:t>
+        <w:t>4. Würdigung durch die Kanzlei</w:t>
       </w:r>
     </w:p>
     <w:p>
@@ -150,28 +150,104 @@
           <w:i w:val="0"/>
           <w:sz w:val="22"/>
         </w:rPr>
-        <w:t>Alle drei Aussagen stuetzen unabhaengig voneinander, dass die Ueberladebruecke an Rampe 4 im relevanten Zeitraum technisch auffaellig war und dass Herr Moeller sich unmittelbar nach dem Sturz spontan und uebereinstimmend zum Hergang geaeussert hat.</w:t>
-      </w:r>
-    </w:p>
-    <w:p>
-      <w:r>
-        <w:rPr>
-          <w:rFonts w:ascii="Times New Roman" w:hAnsi="Times New Roman"/>
-          <w:b w:val="0"/>
-          <w:i w:val="0"/>
-          <w:sz w:val="22"/>
-        </w:rPr>
-        <w:t>Formathinweis: Dieses Aktenstück wird in Times New Roman, 11 pt, mit ausschließlich dezimaler Gliederung ausgegeben.</w:t>
+        <w:t>Alle drei Aussagen stützen unabhängig voneinander, dass die Überladebrücke an Rampe 4 im relevanten Zeitraum technisch auffällig war und dass Herr Möller sich unmittelbar nach dem Sturz spontan und übereinstimmend zum Hergang geäußert hat.</w:t>
       </w:r>
     </w:p>
     <w:sectPr>
-      <w:pgSz w:w="12240" w:h="15840"/>
-      <w:pgMar w:top="1440" w:right="1800" w:bottom="1440" w:left="1800" w:header="720" w:footer="720" w:gutter="0"/>
+      <w:headerReference w:type="default" r:id="rId9"/>
+      <w:footerReference w:type="default" r:id="rId10"/>
+      <w:pgSz w:w="11906" w:h="16838"/>
+      <w:pgMar w:top="1440" w:right="1800" w:bottom="1440" w:left="1800" w:header="680" w:footer="567" w:gutter="0"/>
       <w:cols w:space="720"/>
       <w:docGrid w:linePitch="360"/>
     </w:sectPr>
   </w:body>
 </w:document>
+</file>
+
+<file path=word/footer1.xml><?xml version="1.0" encoding="utf-8"?>
+<w:ftr xmlns:m="http://schemas.openxmlformats.org/officeDocument/2006/math" xmlns:mc="http://schemas.openxmlformats.org/markup-compatibility/2006" xmlns:mo="http://schemas.microsoft.com/office/mac/office/2008/main" xmlns:mv="urn:schemas-microsoft-com:mac:vml" xmlns:o="urn:schemas-microsoft-com:office:office" xmlns:r="http://schemas.openxmlformats.org/officeDocument/2006/relationships" xmlns:v="urn:schemas-microsoft-com:vml" xmlns:w10="urn:schemas-microsoft-com:office:word" xmlns:w14="http://schemas.microsoft.com/office/word/2010/wordml" xmlns:w="http://schemas.openxmlformats.org/wordprocessingml/2006/main" xmlns:wne="http://schemas.microsoft.com/office/word/2006/wordml" xmlns:wp14="http://schemas.microsoft.com/office/word/2010/wordprocessingDrawing" xmlns:wp="http://schemas.openxmlformats.org/drawingml/2006/wordprocessingDrawing" xmlns:wpc="http://schemas.microsoft.com/office/word/2010/wordprocessingCanvas" xmlns:wpg="http://schemas.microsoft.com/office/word/2010/wordprocessingGroup" xmlns:wpi="http://schemas.microsoft.com/office/word/2010/wordprocessingInk" xmlns:wps="http://schemas.microsoft.com/office/word/2010/wordprocessingShape" mc:Ignorable="w14 wp14">
+  <w:p>
+    <w:pPr>
+      <w:pStyle w:val="Footer"/>
+      <w:tabs>
+        <w:tab w:pos="9071" w:val="right"/>
+      </w:tabs>
+      <w:jc w:val="left"/>
+    </w:pPr>
+    <w:r>
+      <w:rPr>
+        <w:rFonts w:ascii="Times New Roman" w:hAnsi="Times New Roman"/>
+        <w:color w:val="6B6B66"/>
+        <w:sz w:val="16"/>
+      </w:rPr>
+    </w:r>
+    <w:r>
+      <w:rPr>
+        <w:rFonts w:ascii="Times New Roman" w:hAnsi="Times New Roman"/>
+        <w:color w:val="6B6B66"/>
+        <w:sz w:val="16"/>
+      </w:rPr>
+      <w:t>Berufsgenossenschaft Handel und Warenlogistik</w:t>
+    </w:r>
+    <w:r>
+      <w:rPr>
+        <w:rFonts w:ascii="Times New Roman" w:hAnsi="Times New Roman"/>
+        <w:color w:val="6B6B66"/>
+        <w:sz w:val="16"/>
+      </w:rPr>
+      <w:tab/>
+      <w:t xml:space="preserve">Seite </w:t>
+    </w:r>
+    <w:r>
+      <w:rPr>
+        <w:rFonts w:ascii="Times New Roman" w:hAnsi="Times New Roman"/>
+        <w:color w:val="6B6B66"/>
+        <w:sz w:val="16"/>
+      </w:rPr>
+      <w:fldChar w:fldCharType="begin"/>
+      <w:instrText xml:space="preserve"> PAGE </w:instrText>
+      <w:fldChar w:fldCharType="end"/>
+    </w:r>
+  </w:p>
+</w:ftr>
+</file>
+
+<file path=word/header1.xml><?xml version="1.0" encoding="utf-8"?>
+<w:hdr xmlns:m="http://schemas.openxmlformats.org/officeDocument/2006/math" xmlns:mc="http://schemas.openxmlformats.org/markup-compatibility/2006" xmlns:mo="http://schemas.microsoft.com/office/mac/office/2008/main" xmlns:mv="urn:schemas-microsoft-com:mac:vml" xmlns:o="urn:schemas-microsoft-com:office:office" xmlns:r="http://schemas.openxmlformats.org/officeDocument/2006/relationships" xmlns:v="urn:schemas-microsoft-com:vml" xmlns:w10="urn:schemas-microsoft-com:office:word" xmlns:w14="http://schemas.microsoft.com/office/word/2010/wordml" xmlns:w="http://schemas.openxmlformats.org/wordprocessingml/2006/main" xmlns:wne="http://schemas.microsoft.com/office/word/2006/wordml" xmlns:wp14="http://schemas.microsoft.com/office/word/2010/wordprocessingDrawing" xmlns:wp="http://schemas.openxmlformats.org/drawingml/2006/wordprocessingDrawing" xmlns:wpc="http://schemas.microsoft.com/office/word/2010/wordprocessingCanvas" xmlns:wpg="http://schemas.microsoft.com/office/word/2010/wordprocessingGroup" xmlns:wpi="http://schemas.microsoft.com/office/word/2010/wordprocessingInk" xmlns:wps="http://schemas.microsoft.com/office/word/2010/wordprocessingShape" mc:Ignorable="w14 wp14">
+  <w:p>
+    <w:pPr>
+      <w:pStyle w:val="Header"/>
+      <w:jc w:val="left"/>
+    </w:pPr>
+    <w:r/>
+    <w:r>
+      <w:rPr>
+        <w:rFonts w:ascii="Times New Roman" w:hAnsi="Times New Roman"/>
+        <w:b/>
+        <w:color w:val="3B3F45"/>
+        <w:sz w:val="24"/>
+      </w:rPr>
+      <w:t>Berufsgenossenschaft Handel und Warenlogistik</w:t>
+    </w:r>
+  </w:p>
+  <w:p>
+    <w:pPr>
+      <w:jc w:val="left"/>
+      <w:pBdr>
+        <w:bottom w:val="single" w:sz="6" w:space="2" w:color="3B3F45"/>
+      </w:pBdr>
+    </w:pPr>
+    <w:r>
+      <w:rPr>
+        <w:rFonts w:ascii="Times New Roman" w:hAnsi="Times New Roman"/>
+        <w:color w:val="6B6B66"/>
+        <w:sz w:val="16"/>
+      </w:rPr>
+      <w:t>Behörde · Aktenzeichen: BGHW-2026-350118-MÖLLER</w:t>
+    </w:r>
+  </w:p>
+</w:hdr>
 </file>
 
 <file path=word/numbering.xml><?xml version="1.0" encoding="utf-8"?>
